--- a/materialien/Welt4_Schluesselproblem/5_Loesungen/KR_W4_AkteK3_Euklids_Erbe_LSG.docx
+++ b/materialien/Welt4_Schluesselproblem/5_Loesungen/KR_W4_AkteK3_Euklids_Erbe_LSG.docx
@@ -380,7 +380,7 @@
               <w:rPr>
                 <w:rFonts w:ascii="Georgia" w:hAnsi="Georgia" w:cs="Georgia" w:eastAsia="Georgia"/>
                 <w:b/>
-                <w:color w:val="1E7B4F"/>
+                <w:color w:val="14213D"/>
                 <w:spacing w:val="16"/>
                 <w:sz w:val="21"/>
               </w:rPr>
@@ -1734,7 +1734,7 @@
             <w:r>
               <w:rPr>
                 <w:rFonts w:ascii="Calibri" w:hAnsi="Calibri" w:cs="Calibri" w:eastAsia="Calibri"/>
-                <w:color w:val="B07D2B"/>
+                <w:color w:val="8A5F1A"/>
                 <w:sz w:val="20"/>
               </w:rPr>
               <w:t xml:space="preserve">  ★★</w:t>
@@ -2919,7 +2919,7 @@
             <w:r>
               <w:rPr>
                 <w:rFonts w:ascii="Calibri" w:hAnsi="Calibri" w:cs="Calibri" w:eastAsia="Calibri"/>
-                <w:color w:val="B07D2B"/>
+                <w:color w:val="8A5F1A"/>
                 <w:sz w:val="20"/>
               </w:rPr>
               <w:t xml:space="preserve">  ★★</w:t>
@@ -4227,7 +4227,7 @@
               <w:rPr>
                 <w:rFonts w:ascii="Georgia" w:hAnsi="Georgia" w:cs="Georgia" w:eastAsia="Georgia"/>
                 <w:b/>
-                <w:color w:val="1E7B4F"/>
+                <w:color w:val="14213D"/>
                 <w:spacing w:val="16"/>
                 <w:sz w:val="21"/>
               </w:rPr>
@@ -4555,7 +4555,7 @@
             <w:r>
               <w:rPr>
                 <w:rFonts w:ascii="Calibri" w:hAnsi="Calibri" w:cs="Calibri" w:eastAsia="Calibri"/>
-                <w:color w:val="B07D2B"/>
+                <w:color w:val="8A5F1A"/>
                 <w:sz w:val="20"/>
               </w:rPr>
               <w:t xml:space="preserve">  ★★★</w:t>
@@ -5773,7 +5773,7 @@
               <w:rPr>
                 <w:rFonts w:ascii="Georgia" w:hAnsi="Georgia" w:cs="Georgia" w:eastAsia="Georgia"/>
                 <w:b/>
-                <w:color w:val="1E7B4F"/>
+                <w:color w:val="14213D"/>
                 <w:spacing w:val="16"/>
                 <w:sz w:val="21"/>
               </w:rPr>

--- a/materialien/Welt4_Schluesselproblem/5_Loesungen/KR_W4_AkteK3_Euklids_Erbe_LSG.docx
+++ b/materialien/Welt4_Schluesselproblem/5_Loesungen/KR_W4_AkteK3_Euklids_Erbe_LSG.docx
@@ -4633,7 +4633,7 @@
           <w:color w:val="1B1B1F"/>
           <w:sz w:val="22"/>
         </w:rPr>
-        <w:t>potenzMod(37, 43, 77)</w:t>
+        <w:t>potenzMod(18, 43, 77)</w:t>
       </w:r>
       <w:r>
         <w:rPr>
@@ -4683,7 +4683,27 @@
           <w:color w:val="1B1B1F"/>
           <w:sz w:val="22"/>
         </w:rPr>
-        <w:t>) und vergleiche mit Akte W4·2.</w:t>
+        <w:t xml:space="preserve">). </w:t>
+      </w:r>
+      <w:r>
+        <w:rPr>
+          <w:rFonts w:ascii="Calibri" w:hAnsi="Calibri" w:cs="Calibri" w:eastAsia="Calibri"/>
+          <w:b/>
+          <w:i w:val="0"/>
+          <w:color w:val="1B1B1F"/>
+          <w:sz w:val="22"/>
+        </w:rPr>
+        <w:t>Prüfe</w:t>
+      </w:r>
+      <w:r>
+        <w:rPr>
+          <w:rFonts w:ascii="Calibri" w:hAnsi="Calibri" w:cs="Calibri" w:eastAsia="Calibri"/>
+          <w:b w:val="0"/>
+          <w:i w:val="0"/>
+          <w:color w:val="1B1B1F"/>
+          <w:sz w:val="22"/>
+        </w:rPr>
+        <w:t xml:space="preserve"> das Ergebnis m, indem du m mit dem öffentlichen Schlüssel (77, 7) wieder verschlüsselst.</w:t>
       </w:r>
     </w:p>
     <w:tbl>
@@ -4848,7 +4868,7 @@
                 <w:color w:val="1B1B1F"/>
                 <w:sz w:val="20"/>
               </w:rPr>
-              <w:t>37</w:t>
+              <w:t>18</w:t>
             </w:r>
           </w:p>
         </w:tc>
@@ -4933,7 +4953,7 @@
                 <w:color w:val="1B1B1F"/>
                 <w:sz w:val="20"/>
               </w:rPr>
-              <w:t>60</w:t>
+              <w:t>16</w:t>
             </w:r>
           </w:p>
         </w:tc>
@@ -4960,7 +4980,7 @@
                 <w:color w:val="1B1B1F"/>
                 <w:sz w:val="20"/>
               </w:rPr>
-              <w:t>37</w:t>
+              <w:t>18</w:t>
             </w:r>
           </w:p>
         </w:tc>
@@ -5018,7 +5038,7 @@
                 <w:color w:val="1B1B1F"/>
                 <w:sz w:val="20"/>
               </w:rPr>
-              <w:t>58</w:t>
+              <w:t>25</w:t>
             </w:r>
           </w:p>
         </w:tc>
@@ -5045,7 +5065,7 @@
                 <w:color w:val="1B1B1F"/>
                 <w:sz w:val="20"/>
               </w:rPr>
-              <w:t>64</w:t>
+              <w:t>57</w:t>
             </w:r>
           </w:p>
         </w:tc>
@@ -5103,7 +5123,7 @@
                 <w:color w:val="1B1B1F"/>
                 <w:sz w:val="20"/>
               </w:rPr>
-              <w:t>53</w:t>
+              <w:t>9</w:t>
             </w:r>
           </w:p>
         </w:tc>
@@ -5130,7 +5150,7 @@
                 <w:color w:val="1B1B1F"/>
                 <w:sz w:val="20"/>
               </w:rPr>
-              <w:t>64</w:t>
+              <w:t>57</w:t>
             </w:r>
           </w:p>
         </w:tc>
@@ -5188,7 +5208,7 @@
                 <w:color w:val="1B1B1F"/>
                 <w:sz w:val="20"/>
               </w:rPr>
-              <w:t>37</w:t>
+              <w:t>4</w:t>
             </w:r>
           </w:p>
         </w:tc>
@@ -5215,7 +5235,7 @@
                 <w:color w:val="1B1B1F"/>
                 <w:sz w:val="20"/>
               </w:rPr>
-              <w:t>4</w:t>
+              <w:t>51</w:t>
             </w:r>
           </w:p>
         </w:tc>
@@ -5273,7 +5293,7 @@
                 <w:color w:val="1B1B1F"/>
                 <w:sz w:val="20"/>
               </w:rPr>
-              <w:t>60</w:t>
+              <w:t>16</w:t>
             </w:r>
           </w:p>
         </w:tc>
@@ -5300,7 +5320,7 @@
                 <w:color w:val="1B1B1F"/>
                 <w:sz w:val="20"/>
               </w:rPr>
-              <w:t>4</w:t>
+              <w:t>51</w:t>
             </w:r>
           </w:p>
         </w:tc>
@@ -5358,7 +5378,7 @@
                 <w:color w:val="1B1B1F"/>
                 <w:sz w:val="20"/>
               </w:rPr>
-              <w:t>58</w:t>
+              <w:t>25</w:t>
             </w:r>
           </w:p>
         </w:tc>
@@ -5385,7 +5405,7 @@
                 <w:color w:val="1B1B1F"/>
                 <w:sz w:val="20"/>
               </w:rPr>
-              <w:t>9</w:t>
+              <w:t>46</w:t>
             </w:r>
           </w:p>
         </w:tc>
@@ -5487,7 +5507,7 @@
                 <w:color w:val="1F4E8C"/>
                 <w:sz w:val="22"/>
               </w:rPr>
-              <w:t>9</w:t>
+              <w:t>46</w:t>
             </w:r>
             <w:r>
               <w:rPr>
@@ -5497,7 +5517,7 @@
                 <w:color w:val="1F4E8C"/>
                 <w:sz w:val="22"/>
               </w:rPr>
-              <w:t xml:space="preserve"> – gleich wie in Akte W4·2 (37 → 9 mit dem privaten Schlüssel (77, 43)). Die Werte von b sind genau die Quadrierkette 37, 60, 58, 53, 37, 60; ergebnis wird nur bei ungeradem exp (43, 21, 5, 1 → Zweierpotenzen 1, 2, 8, 32) multipliziert.</w:t>
+              <w:t>; Probe: 46⁷ mod 77 = 18 ✔. Die Werte von b sind die Quadrierkette 18, 16, 25, 9, 4, 16, 25; ergebnis wird nur bei ungeradem exp (43, 21, 5, 1 → Zweierpotenzen 1, 2, 8, 32) multipliziert.</w:t>
             </w:r>
           </w:p>
         </w:tc>
